--- a/final_report.docx
+++ b/final_report.docx
@@ -1285,7 +1285,7 @@
       </w:r>
     </w:p>
     <w:bookmarkStart w:id="40" w:name="top-employers"/>
-    <w:bookmarkStart w:id="39" w:name="T_658a5"/>
+    <w:bookmarkStart w:id="39" w:name="T_7f143"/>
     <w:tbl>
       <w:tblPr>
         <w:tblStyle w:val="Table"/>
@@ -2347,7 +2347,7 @@
         <w:t xml:space="preserve">Each team member assessed their proficiency in Data Engineering-related skills using a 1–5 scale, ranging from Beginner to Expert. These ratings provide the foundation for calculating the team’s average proficiency and identifying development priorities.</w:t>
       </w:r>
     </w:p>
-    <w:bookmarkStart w:id="50" w:name="T_e611a"/>
+    <w:bookmarkStart w:id="50" w:name="T_daaaf"/>
     <w:tbl>
       <w:tblPr>
         <w:tblStyle w:val="Table"/>
@@ -2962,7 +2962,7 @@
       </w:r>
     </w:p>
     <w:bookmarkStart w:id="54" w:name="skill-gap-summary"/>
-    <w:bookmarkStart w:id="53" w:name="T_ac61b"/>
+    <w:bookmarkStart w:id="53" w:name="T_e24c6"/>
     <w:tbl>
       <w:tblPr>
         <w:tblStyle w:val="Table"/>
@@ -6324,7 +6324,7 @@
       </w:r>
     </w:p>
     <w:bookmarkStart w:id="81" w:name="career-scorecard"/>
-    <w:bookmarkStart w:id="80" w:name="T_52c9c"/>
+    <w:bookmarkStart w:id="80" w:name="T_28959"/>
     <w:tbl>
       <w:tblPr>
         <w:tblStyle w:val="Table"/>
@@ -7625,7 +7625,7 @@
     </w:p>
     <w:bookmarkStart w:id="111" w:name="combined-skill-gap-matrix"/>
     <w:bookmarkStart w:id="109" w:name="combined-skill-gap-matrix-1"/>
-    <w:bookmarkStart w:id="108" w:name="T_7cee7"/>
+    <w:bookmarkStart w:id="108" w:name="T_c0c36"/>
     <w:tbl>
       <w:tblPr>
         <w:tblStyle w:val="Table"/>

--- a/final_report.docx
+++ b/final_report.docx
@@ -1285,7 +1285,7 @@
       </w:r>
     </w:p>
     <w:bookmarkStart w:id="40" w:name="top-employers"/>
-    <w:bookmarkStart w:id="39" w:name="T_7f143"/>
+    <w:bookmarkStart w:id="39" w:name="T_4332f"/>
     <w:tbl>
       <w:tblPr>
         <w:tblStyle w:val="Table"/>
@@ -2347,7 +2347,7 @@
         <w:t xml:space="preserve">Each team member assessed their proficiency in Data Engineering-related skills using a 1–5 scale, ranging from Beginner to Expert. These ratings provide the foundation for calculating the team’s average proficiency and identifying development priorities.</w:t>
       </w:r>
     </w:p>
-    <w:bookmarkStart w:id="50" w:name="T_daaaf"/>
+    <w:bookmarkStart w:id="50" w:name="T_34304"/>
     <w:tbl>
       <w:tblPr>
         <w:tblStyle w:val="Table"/>
@@ -2962,7 +2962,7 @@
       </w:r>
     </w:p>
     <w:bookmarkStart w:id="54" w:name="skill-gap-summary"/>
-    <w:bookmarkStart w:id="53" w:name="T_e24c6"/>
+    <w:bookmarkStart w:id="53" w:name="T_2dd24"/>
     <w:tbl>
       <w:tblPr>
         <w:tblStyle w:val="Table"/>
@@ -6258,10 +6258,50 @@
         <w:t xml:space="preserve"> </w:t>
       </w:r>
       <w:r>
-        <w:t xml:space="preserve">(Snowflake; 365 Data Science)</w:t>
+        <w:t xml:space="preserve">(Snowflake; Magnet (2026))</w:t>
       </w:r>
       <w:r>
         <w:t xml:space="preserve">.</w:t>
+      </w:r>
+    </w:p>
+    <w:p>
+      <w:pPr>
+        <w:pStyle w:val="BodyText"/>
+      </w:pPr>
+      <w:r>
+        <w:t xml:space="preserve">According to 365 Data Science (2026), citing StartUs, the Data Engineering sector employs more than</w:t>
+      </w:r>
+      <w:r>
+        <w:t xml:space="preserve"> </w:t>
+      </w:r>
+      <w:r>
+        <w:rPr>
+          <w:b/>
+          <w:bCs/>
+        </w:rPr>
+        <w:t xml:space="preserve">150,000 professionals</w:t>
+      </w:r>
+      <w:r>
+        <w:t xml:space="preserve">, with over</w:t>
+      </w:r>
+      <w:r>
+        <w:t xml:space="preserve"> </w:t>
+      </w:r>
+      <w:r>
+        <w:rPr>
+          <w:b/>
+          <w:bCs/>
+        </w:rPr>
+        <w:t xml:space="preserve">20,000 new jobs created in the preceding year</w:t>
+      </w:r>
+      <w:r>
+        <w:t xml:space="preserve"> </w:t>
+      </w:r>
+      <w:r>
+        <w:t xml:space="preserve">(Magnet (2026))</w:t>
+      </w:r>
+      <w:r>
+        <w:t xml:space="preserve">. These figures highlight broader Data Engineering career opportunities but are not specific to the Insurance Carrier industry (NAICS 5241).</w:t>
       </w:r>
     </w:p>
     <w:p>
@@ -6324,7 +6364,7 @@
       </w:r>
     </w:p>
     <w:bookmarkStart w:id="81" w:name="career-scorecard"/>
-    <w:bookmarkStart w:id="80" w:name="T_28959"/>
+    <w:bookmarkStart w:id="80" w:name="T_2a2a5"/>
     <w:tbl>
       <w:tblPr>
         <w:tblStyle w:val="Table"/>
@@ -6857,7 +6897,7 @@
       </w:r>
     </w:p>
     <w:bookmarkStart w:id="102" w:name="refs"/>
-    <w:bookmarkStart w:id="87" w:name="ref-datascience_job_outlook"/>
+    <w:bookmarkStart w:id="86" w:name="ref-datascience_insurance"/>
     <w:p>
       <w:pPr>
         <w:pStyle w:val="Bibliography"/>
@@ -6867,39 +6907,6 @@
           <w:smallCaps/>
         </w:rPr>
         <w:t xml:space="preserve">365 Data Science</w:t>
-      </w:r>
-      <w:r>
-        <w:t xml:space="preserve">.</w:t>
-      </w:r>
-      <w:r>
-        <w:t xml:space="preserve"> </w:t>
-      </w:r>
-      <w:r>
-        <w:t xml:space="preserve">“</w:t>
-      </w:r>
-      <w:hyperlink r:id="rId86">
-        <w:r>
-          <w:rPr>
-            <w:rStyle w:val="Hyperlink"/>
-          </w:rPr>
-          <w:t xml:space="preserve">Data Engineer Job Outlook 2025</w:t>
-        </w:r>
-      </w:hyperlink>
-      <w:r>
-        <w:t xml:space="preserve">,”</w:t>
-      </w:r>
-    </w:p>
-    <w:bookmarkEnd w:id="87"/>
-    <w:bookmarkStart w:id="88" w:name="ref-datascience_insurance"/>
-    <w:p>
-      <w:pPr>
-        <w:pStyle w:val="Bibliography"/>
-      </w:pPr>
-      <w:r>
-        <w:rPr>
-          <w:smallCaps/>
-        </w:rPr>
-        <w:t xml:space="preserve">---</w:t>
       </w:r>
       <w:r>
         <w:t xml:space="preserve">.</w:t>
@@ -6922,8 +6929,8 @@
         <w:t xml:space="preserve">,”</w:t>
       </w:r>
     </w:p>
-    <w:bookmarkEnd w:id="88"/>
-    <w:bookmarkStart w:id="90" w:name="ref-aws_skill_builder"/>
+    <w:bookmarkEnd w:id="86"/>
+    <w:bookmarkStart w:id="88" w:name="ref-aws_skill_builder"/>
     <w:p>
       <w:pPr>
         <w:pStyle w:val="Bibliography"/>
@@ -6943,7 +6950,7 @@
       <w:r>
         <w:t xml:space="preserve">“</w:t>
       </w:r>
-      <w:hyperlink r:id="rId89">
+      <w:hyperlink r:id="rId87">
         <w:r>
           <w:rPr>
             <w:rStyle w:val="Hyperlink"/>
@@ -6955,8 +6962,8 @@
         <w:t xml:space="preserve">,”</w:t>
       </w:r>
     </w:p>
-    <w:bookmarkEnd w:id="90"/>
-    <w:bookmarkStart w:id="92" w:name="ref-apache_spark"/>
+    <w:bookmarkEnd w:id="88"/>
+    <w:bookmarkStart w:id="90" w:name="ref-apache_spark"/>
     <w:p>
       <w:pPr>
         <w:pStyle w:val="Bibliography"/>
@@ -6976,7 +6983,7 @@
       <w:r>
         <w:t xml:space="preserve">“</w:t>
       </w:r>
-      <w:hyperlink r:id="rId91">
+      <w:hyperlink r:id="rId89">
         <w:r>
           <w:rPr>
             <w:rStyle w:val="Hyperlink"/>
@@ -6988,8 +6995,8 @@
         <w:t xml:space="preserve">,”</w:t>
       </w:r>
     </w:p>
-    <w:bookmarkEnd w:id="92"/>
-    <w:bookmarkStart w:id="94" w:name="ref-datacamp_intro_python"/>
+    <w:bookmarkEnd w:id="90"/>
+    <w:bookmarkStart w:id="92" w:name="ref-datacamp_intro_python"/>
     <w:p>
       <w:pPr>
         <w:pStyle w:val="Bibliography"/>
@@ -7009,7 +7016,7 @@
       <w:r>
         <w:t xml:space="preserve">“</w:t>
       </w:r>
-      <w:hyperlink r:id="rId93">
+      <w:hyperlink r:id="rId91">
         <w:r>
           <w:rPr>
             <w:rStyle w:val="Hyperlink"/>
@@ -7021,8 +7028,8 @@
         <w:t xml:space="preserve">,”</w:t>
       </w:r>
     </w:p>
-    <w:bookmarkEnd w:id="94"/>
-    <w:bookmarkStart w:id="96" w:name="ref-datacamp_intermediate_python"/>
+    <w:bookmarkEnd w:id="92"/>
+    <w:bookmarkStart w:id="94" w:name="ref-datacamp_intermediate_python"/>
     <w:p>
       <w:pPr>
         <w:pStyle w:val="Bibliography"/>
@@ -7042,7 +7049,7 @@
       <w:r>
         <w:t xml:space="preserve">“</w:t>
       </w:r>
-      <w:hyperlink r:id="rId95">
+      <w:hyperlink r:id="rId93">
         <w:r>
           <w:rPr>
             <w:rStyle w:val="Hyperlink"/>
@@ -7054,8 +7061,8 @@
         <w:t xml:space="preserve">,”</w:t>
       </w:r>
     </w:p>
-    <w:bookmarkEnd w:id="96"/>
-    <w:bookmarkStart w:id="98" w:name="ref-datacamp_intermediate_sql"/>
+    <w:bookmarkEnd w:id="94"/>
+    <w:bookmarkStart w:id="96" w:name="ref-datacamp_intermediate_sql"/>
     <w:p>
       <w:pPr>
         <w:pStyle w:val="Bibliography"/>
@@ -7075,7 +7082,7 @@
       <w:r>
         <w:t xml:space="preserve">“</w:t>
       </w:r>
-      <w:hyperlink r:id="rId97">
+      <w:hyperlink r:id="rId95">
         <w:r>
           <w:rPr>
             <w:rStyle w:val="Hyperlink"/>
@@ -7087,8 +7094,8 @@
         <w:t xml:space="preserve">,”</w:t>
       </w:r>
     </w:p>
-    <w:bookmarkEnd w:id="98"/>
-    <w:bookmarkStart w:id="99" w:name="ref-discoverdatascience_insurance"/>
+    <w:bookmarkEnd w:id="96"/>
+    <w:bookmarkStart w:id="97" w:name="ref-discoverdatascience_insurance"/>
     <w:p>
       <w:pPr>
         <w:pStyle w:val="Bibliography"/>
@@ -7120,6 +7127,39 @@
         <w:t xml:space="preserve">,”</w:t>
       </w:r>
     </w:p>
+    <w:bookmarkEnd w:id="97"/>
+    <w:bookmarkStart w:id="99" w:name="ref-datascience_job_outlook"/>
+    <w:p>
+      <w:pPr>
+        <w:pStyle w:val="Bibliography"/>
+      </w:pPr>
+      <w:r>
+        <w:rPr>
+          <w:smallCaps/>
+        </w:rPr>
+        <w:t xml:space="preserve">Magnet, S.</w:t>
+      </w:r>
+      <w:r>
+        <w:t xml:space="preserve"> (2026):</w:t>
+      </w:r>
+      <w:r>
+        <w:t xml:space="preserve"> </w:t>
+      </w:r>
+      <w:r>
+        <w:t xml:space="preserve">“</w:t>
+      </w:r>
+      <w:hyperlink r:id="rId98">
+        <w:r>
+          <w:rPr>
+            <w:rStyle w:val="Hyperlink"/>
+          </w:rPr>
+          <w:t xml:space="preserve">Data Engineer Job Outlook 2026</w:t>
+        </w:r>
+      </w:hyperlink>
+      <w:r>
+        <w:t xml:space="preserve">,”</w:t>
+      </w:r>
+    </w:p>
     <w:bookmarkEnd w:id="99"/>
     <w:bookmarkStart w:id="101" w:name="ref-snowflake_data_engineer"/>
     <w:p>
@@ -7625,7 +7665,7 @@
     </w:p>
     <w:bookmarkStart w:id="111" w:name="combined-skill-gap-matrix"/>
     <w:bookmarkStart w:id="109" w:name="combined-skill-gap-matrix-1"/>
-    <w:bookmarkStart w:id="108" w:name="T_c0c36"/>
+    <w:bookmarkStart w:id="108" w:name="T_69071"/>
     <w:tbl>
       <w:tblPr>
         <w:tblStyle w:val="Table"/>
@@ -8610,7 +8650,7 @@
       <w:r>
         <w:t xml:space="preserve"> </w:t>
       </w:r>
-      <w:hyperlink r:id="rId93">
+      <w:hyperlink r:id="rId91">
         <w:r>
           <w:rPr>
             <w:rStyle w:val="Hyperlink"/>
@@ -8624,7 +8664,7 @@
       <w:r>
         <w:t xml:space="preserve"> </w:t>
       </w:r>
-      <w:hyperlink r:id="rId95">
+      <w:hyperlink r:id="rId93">
         <w:r>
           <w:rPr>
             <w:rStyle w:val="Hyperlink"/>
@@ -8647,7 +8687,7 @@
       <w:r>
         <w:t xml:space="preserve"> </w:t>
       </w:r>
-      <w:hyperlink r:id="rId89">
+      <w:hyperlink r:id="rId87">
         <w:r>
           <w:rPr>
             <w:rStyle w:val="Hyperlink"/>
@@ -8740,7 +8780,7 @@
       <w:r>
         <w:t xml:space="preserve"> </w:t>
       </w:r>
-      <w:hyperlink r:id="rId93">
+      <w:hyperlink r:id="rId91">
         <w:r>
           <w:rPr>
             <w:rStyle w:val="Hyperlink"/>
@@ -8754,7 +8794,7 @@
       <w:r>
         <w:t xml:space="preserve"> </w:t>
       </w:r>
-      <w:hyperlink r:id="rId95">
+      <w:hyperlink r:id="rId93">
         <w:r>
           <w:rPr>
             <w:rStyle w:val="Hyperlink"/>
@@ -8777,7 +8817,7 @@
       <w:r>
         <w:t xml:space="preserve"> </w:t>
       </w:r>
-      <w:hyperlink r:id="rId89">
+      <w:hyperlink r:id="rId87">
         <w:r>
           <w:rPr>
             <w:rStyle w:val="Hyperlink"/>
@@ -8800,7 +8840,7 @@
       <w:r>
         <w:t xml:space="preserve"> </w:t>
       </w:r>
-      <w:hyperlink r:id="rId97">
+      <w:hyperlink r:id="rId95">
         <w:r>
           <w:rPr>
             <w:rStyle w:val="Hyperlink"/>
@@ -8880,7 +8920,7 @@
       <w:r>
         <w:t xml:space="preserve"> </w:t>
       </w:r>
-      <w:hyperlink r:id="rId93">
+      <w:hyperlink r:id="rId91">
         <w:r>
           <w:rPr>
             <w:rStyle w:val="Hyperlink"/>
@@ -8897,7 +8937,7 @@
       <w:r>
         <w:t xml:space="preserve"> </w:t>
       </w:r>
-      <w:hyperlink r:id="rId95">
+      <w:hyperlink r:id="rId93">
         <w:r>
           <w:rPr>
             <w:rStyle w:val="Hyperlink"/>
@@ -8917,7 +8957,7 @@
       <w:r>
         <w:t xml:space="preserve"> </w:t>
       </w:r>
-      <w:hyperlink r:id="rId97">
+      <w:hyperlink r:id="rId95">
         <w:r>
           <w:rPr>
             <w:rStyle w:val="Hyperlink"/>
@@ -8950,7 +8990,7 @@
       <w:r>
         <w:t xml:space="preserve"> </w:t>
       </w:r>
-      <w:hyperlink r:id="rId91">
+      <w:hyperlink r:id="rId89">
         <w:r>
           <w:rPr>
             <w:rStyle w:val="Hyperlink"/>
